--- a/Backend/Director_Disclosure/Output_Disclosures/2024-25/RAIGARH_NATURAL_RESOURCES_LIMITED/DIR-8/DIR8_AJAY_KUMAR_GUPTA_09482103.docx
+++ b/Backend/Director_Disclosure/Output_Disclosures/2024-25/RAIGARH_NATURAL_RESOURCES_LIMITED/DIR-8/DIR8_AJAY_KUMAR_GUPTA_09482103.docx
@@ -340,6 +340,76 @@
                 <w:b w:val="0"/>
                 <w:sz w:val="23"/>
               </w:rPr>
+              <w:t>NRC LIMITED</w:t>
+            </w:r>
+          </w:p>
+        </w:tc>
+        <w:tc>
+          <w:tcPr>
+            <w:tcW w:type="dxa" w:w="2610"/>
+          </w:tcPr>
+          <w:p>
+            <w:pPr>
+              <w:spacing w:after="0"/>
+              <w:jc w:val="center"/>
+            </w:pPr>
+            <w:r>
+              <w:rPr>
+                <w:rFonts w:ascii="Adani" w:hAnsi="Adani" w:eastAsia="Adani" w:cs="Adani"/>
+                <w:b w:val="0"/>
+                <w:sz w:val="23"/>
+              </w:rPr>
+              <w:t>24/01/2026</w:t>
+            </w:r>
+          </w:p>
+        </w:tc>
+        <w:tc>
+          <w:tcPr>
+            <w:tcW w:type="dxa" w:w="2250"/>
+          </w:tcPr>
+          <w:p>
+            <w:pPr>
+              <w:spacing w:after="0"/>
+              <w:jc w:val="center"/>
+            </w:pPr>
+          </w:p>
+        </w:tc>
+      </w:tr>
+      <w:tr>
+        <w:tc>
+          <w:tcPr>
+            <w:tcW w:type="dxa" w:w="636"/>
+          </w:tcPr>
+          <w:p>
+            <w:pPr>
+              <w:spacing w:after="0"/>
+              <w:ind w:left="360"/>
+            </w:pPr>
+            <w:r>
+              <w:rPr>
+                <w:rFonts w:ascii="Adani" w:hAnsi="Adani" w:eastAsia="Adani" w:cs="Adani"/>
+                <w:b w:val="0"/>
+                <w:sz w:val="23"/>
+              </w:rPr>
+              <w:t>2</w:t>
+            </w:r>
+          </w:p>
+        </w:tc>
+        <w:tc>
+          <w:tcPr>
+            <w:tcW w:type="dxa" w:w="3864"/>
+          </w:tcPr>
+          <w:p>
+            <w:pPr>
+              <w:spacing w:after="0"/>
+              <w:jc w:val="both"/>
+            </w:pPr>
+            <w:r>
+              <w:rPr>
+                <w:rFonts w:ascii="Adani" w:hAnsi="Adani" w:eastAsia="Adani" w:cs="Adani"/>
+                <w:b w:val="0"/>
+                <w:sz w:val="23"/>
+              </w:rPr>
               <w:t>ADANI AGRI LOGISTICS (KATIHAR) LIMITED</w:t>
             </w:r>
           </w:p>
@@ -391,7 +461,7 @@
                 <w:b w:val="0"/>
                 <w:sz w:val="23"/>
               </w:rPr>
-              <w:t>2</w:t>
+              <w:t>3</w:t>
             </w:r>
           </w:p>
         </w:tc>
@@ -461,7 +531,7 @@
                 <w:b w:val="0"/>
                 <w:sz w:val="23"/>
               </w:rPr>
-              <w:t>3</w:t>
+              <w:t>4</w:t>
             </w:r>
           </w:p>
         </w:tc>
@@ -531,7 +601,7 @@
                 <w:b w:val="0"/>
                 <w:sz w:val="23"/>
               </w:rPr>
-              <w:t>4</w:t>
+              <w:t>5</w:t>
             </w:r>
           </w:p>
         </w:tc>
@@ -601,7 +671,7 @@
                 <w:b w:val="0"/>
                 <w:sz w:val="23"/>
               </w:rPr>
-              <w:t>5</w:t>
+              <w:t>6</w:t>
             </w:r>
           </w:p>
         </w:tc>
@@ -671,7 +741,7 @@
                 <w:b w:val="0"/>
                 <w:sz w:val="23"/>
               </w:rPr>
-              <w:t>6</w:t>
+              <w:t>7</w:t>
             </w:r>
           </w:p>
         </w:tc>
@@ -741,7 +811,7 @@
                 <w:b w:val="0"/>
                 <w:sz w:val="23"/>
               </w:rPr>
-              <w:t>7</w:t>
+              <w:t>8</w:t>
             </w:r>
           </w:p>
         </w:tc>
@@ -811,7 +881,7 @@
                 <w:b w:val="0"/>
                 <w:sz w:val="23"/>
               </w:rPr>
-              <w:t>8</w:t>
+              <w:t>9</w:t>
             </w:r>
           </w:p>
         </w:tc>
@@ -881,7 +951,77 @@
                 <w:b w:val="0"/>
                 <w:sz w:val="23"/>
               </w:rPr>
-              <w:t>9</w:t>
+              <w:t>10</w:t>
+            </w:r>
+          </w:p>
+        </w:tc>
+        <w:tc>
+          <w:tcPr>
+            <w:tcW w:type="dxa" w:w="3864"/>
+          </w:tcPr>
+          <w:p>
+            <w:pPr>
+              <w:spacing w:after="0"/>
+              <w:jc w:val="both"/>
+            </w:pPr>
+            <w:r>
+              <w:rPr>
+                <w:rFonts w:ascii="Adani" w:hAnsi="Adani" w:eastAsia="Adani" w:cs="Adani"/>
+                <w:b w:val="0"/>
+                <w:sz w:val="23"/>
+              </w:rPr>
+              <w:t>STRATATECH MINERAL RESOURCES PRIVATE LIMITED</w:t>
+            </w:r>
+          </w:p>
+        </w:tc>
+        <w:tc>
+          <w:tcPr>
+            <w:tcW w:type="dxa" w:w="2610"/>
+          </w:tcPr>
+          <w:p>
+            <w:pPr>
+              <w:spacing w:after="0"/>
+              <w:jc w:val="center"/>
+            </w:pPr>
+            <w:r>
+              <w:rPr>
+                <w:rFonts w:ascii="Adani" w:hAnsi="Adani" w:eastAsia="Adani" w:cs="Adani"/>
+                <w:b w:val="0"/>
+                <w:sz w:val="23"/>
+              </w:rPr>
+              <w:t>19/07/2024</w:t>
+            </w:r>
+          </w:p>
+        </w:tc>
+        <w:tc>
+          <w:tcPr>
+            <w:tcW w:type="dxa" w:w="2250"/>
+          </w:tcPr>
+          <w:p>
+            <w:pPr>
+              <w:spacing w:after="0"/>
+              <w:jc w:val="center"/>
+            </w:pPr>
+          </w:p>
+        </w:tc>
+      </w:tr>
+      <w:tr>
+        <w:tc>
+          <w:tcPr>
+            <w:tcW w:type="dxa" w:w="636"/>
+          </w:tcPr>
+          <w:p>
+            <w:pPr>
+              <w:spacing w:after="0"/>
+              <w:ind w:left="360"/>
+            </w:pPr>
+            <w:r>
+              <w:rPr>
+                <w:rFonts w:ascii="Adani" w:hAnsi="Adani" w:eastAsia="Adani" w:cs="Adani"/>
+                <w:b w:val="0"/>
+                <w:sz w:val="23"/>
+              </w:rPr>
+              <w:t>11</w:t>
             </w:r>
           </w:p>
         </w:tc>
@@ -951,7 +1091,7 @@
                 <w:b w:val="0"/>
                 <w:sz w:val="23"/>
               </w:rPr>
-              <w:t>10</w:t>
+              <w:t>12</w:t>
             </w:r>
           </w:p>
         </w:tc>
@@ -970,77 +1110,7 @@
                 <w:b w:val="0"/>
                 <w:sz w:val="23"/>
               </w:rPr>
-              <w:t>RAIGARH NATURAL RESOURCES LIMITED</w:t>
-            </w:r>
-          </w:p>
-        </w:tc>
-        <w:tc>
-          <w:tcPr>
-            <w:tcW w:type="dxa" w:w="2610"/>
-          </w:tcPr>
-          <w:p>
-            <w:pPr>
-              <w:spacing w:after="0"/>
-              <w:jc w:val="center"/>
-            </w:pPr>
-            <w:r>
-              <w:rPr>
-                <w:rFonts w:ascii="Adani" w:hAnsi="Adani" w:eastAsia="Adani" w:cs="Adani"/>
-                <w:b w:val="0"/>
-                <w:sz w:val="23"/>
-              </w:rPr>
-              <w:t>26/08/2022</w:t>
-            </w:r>
-          </w:p>
-        </w:tc>
-        <w:tc>
-          <w:tcPr>
-            <w:tcW w:type="dxa" w:w="2250"/>
-          </w:tcPr>
-          <w:p>
-            <w:pPr>
-              <w:spacing w:after="0"/>
-              <w:jc w:val="center"/>
-            </w:pPr>
-          </w:p>
-        </w:tc>
-      </w:tr>
-      <w:tr>
-        <w:tc>
-          <w:tcPr>
-            <w:tcW w:type="dxa" w:w="636"/>
-          </w:tcPr>
-          <w:p>
-            <w:pPr>
-              <w:spacing w:after="0"/>
-              <w:ind w:left="360"/>
-            </w:pPr>
-            <w:r>
-              <w:rPr>
-                <w:rFonts w:ascii="Adani" w:hAnsi="Adani" w:eastAsia="Adani" w:cs="Adani"/>
-                <w:b w:val="0"/>
-                <w:sz w:val="23"/>
-              </w:rPr>
-              <w:t>11</w:t>
-            </w:r>
-          </w:p>
-        </w:tc>
-        <w:tc>
-          <w:tcPr>
-            <w:tcW w:type="dxa" w:w="3864"/>
-          </w:tcPr>
-          <w:p>
-            <w:pPr>
-              <w:spacing w:after="0"/>
-              <w:jc w:val="both"/>
-            </w:pPr>
-            <w:r>
-              <w:rPr>
-                <w:rFonts w:ascii="Adani" w:hAnsi="Adani" w:eastAsia="Adani" w:cs="Adani"/>
-                <w:b w:val="0"/>
-                <w:sz w:val="23"/>
-              </w:rPr>
-              <w:t>ADANI MINING LIMITED</w:t>
+              <w:t>VINDHYA MINES AND MINERALS LIMITED</w:t>
             </w:r>
           </w:p>
         </w:tc>
@@ -1091,76 +1161,6 @@
                 <w:b w:val="0"/>
                 <w:sz w:val="23"/>
               </w:rPr>
-              <w:t>12</w:t>
-            </w:r>
-          </w:p>
-        </w:tc>
-        <w:tc>
-          <w:tcPr>
-            <w:tcW w:type="dxa" w:w="3864"/>
-          </w:tcPr>
-          <w:p>
-            <w:pPr>
-              <w:spacing w:after="0"/>
-              <w:jc w:val="both"/>
-            </w:pPr>
-            <w:r>
-              <w:rPr>
-                <w:rFonts w:ascii="Adani" w:hAnsi="Adani" w:eastAsia="Adani" w:cs="Adani"/>
-                <w:b w:val="0"/>
-                <w:sz w:val="23"/>
-              </w:rPr>
-              <w:t>MINING TECH CONSULTANCY SERVICES LIMITED</w:t>
-            </w:r>
-          </w:p>
-        </w:tc>
-        <w:tc>
-          <w:tcPr>
-            <w:tcW w:type="dxa" w:w="2610"/>
-          </w:tcPr>
-          <w:p>
-            <w:pPr>
-              <w:spacing w:after="0"/>
-              <w:jc w:val="center"/>
-            </w:pPr>
-            <w:r>
-              <w:rPr>
-                <w:rFonts w:ascii="Adani" w:hAnsi="Adani" w:eastAsia="Adani" w:cs="Adani"/>
-                <w:b w:val="0"/>
-                <w:sz w:val="23"/>
-              </w:rPr>
-              <w:t>13/06/2022</w:t>
-            </w:r>
-          </w:p>
-        </w:tc>
-        <w:tc>
-          <w:tcPr>
-            <w:tcW w:type="dxa" w:w="2250"/>
-          </w:tcPr>
-          <w:p>
-            <w:pPr>
-              <w:spacing w:after="0"/>
-              <w:jc w:val="center"/>
-            </w:pPr>
-          </w:p>
-        </w:tc>
-      </w:tr>
-      <w:tr>
-        <w:tc>
-          <w:tcPr>
-            <w:tcW w:type="dxa" w:w="636"/>
-          </w:tcPr>
-          <w:p>
-            <w:pPr>
-              <w:spacing w:after="0"/>
-              <w:ind w:left="360"/>
-            </w:pPr>
-            <w:r>
-              <w:rPr>
-                <w:rFonts w:ascii="Adani" w:hAnsi="Adani" w:eastAsia="Adani" w:cs="Adani"/>
-                <w:b w:val="0"/>
-                <w:sz w:val="23"/>
-              </w:rPr>
               <w:t>13</w:t>
             </w:r>
           </w:p>
@@ -1180,7 +1180,7 @@
                 <w:b w:val="0"/>
                 <w:sz w:val="23"/>
               </w:rPr>
-              <w:t>SOMPURI INFRASTRUCTURES PRIVATE LIMITED</w:t>
+              <w:t>NILADRI MINERALS PRIVATE LIMITED</w:t>
             </w:r>
           </w:p>
         </w:tc>
@@ -1250,7 +1250,7 @@
                 <w:b w:val="0"/>
                 <w:sz w:val="23"/>
               </w:rPr>
-              <w:t>KURMITAR IRON ORE MINING LIMITED</w:t>
+              <w:t>INDRAVATI PROJECTS PRIVATE LIMITED</w:t>
             </w:r>
           </w:p>
         </w:tc>
@@ -1269,7 +1269,7 @@
                 <w:b w:val="0"/>
                 <w:sz w:val="23"/>
               </w:rPr>
-              <w:t>01/02/2022</w:t>
+              <w:t>23/05/2022</w:t>
             </w:r>
           </w:p>
         </w:tc>
@@ -1385,7 +1385,7 @@
           <w:b w:val="0"/>
           <w:sz w:val="23"/>
         </w:rPr>
-        <w:t xml:space="preserve">Date: 07th May, 2026</w:t>
+        <w:t xml:space="preserve">Date: 15th May, 2026</w:t>
         <w:tab/>
       </w:r>
     </w:p>
